--- a/docs/projeto_tcc_agro_rev2_literatura.docx
+++ b/docs/projeto_tcc_agro_rev2_literatura.docx
@@ -783,23 +783,23 @@
         <w:pStyle w:val="R2Body"/>
       </w:pPr>
       <w:r>
-        <w:t xml:space="preserve">A gestão do risco de mercado procura avaliar como mudanças de preços podem afetar uma exposição financeira. Prever o retorno médio é parte desse problema, mas não descreve a intensidade das perdas em condições desfavoráveis. Para decisões de alocação de recursos e proteção, interessa também examinar os quantis da distribuição de perdas e o comportamento de sua cauda. O Value at Risk (VaR) e o Expected Shortfall (ES) oferecem informações complementares sobre esses aspectos, desde que suas definições, hipóteses e formas de avaliação sejam compatíveis com a exposição analisada (Acerbi; Tasche, 2002).</w:t>
-      </w:r>
-    </w:p>
-    <w:p>
-      <w:pPr>
-        <w:pStyle w:val="R2Body"/>
-      </w:pPr>
-      <w:r>
-        <w:t xml:space="preserve">Em uma carteira ligada ao agronegócio brasileiro, a análise reúne fontes distintas de risco. As ações de empresas do setor refletem condições operacionais e financeiras, enquanto as commodities agrícolas respondem, entre outros fatores, a oferta, demanda, estoques e clima. O câmbio modifica a expressão em reais dos preços internacionais e pode afetar receitas, custos e endividamento das empresas de formas diferentes. As relações entre esses componentes não precisam permanecer estáveis ao longo do tempo. Estudos como os de Gorton, Hayashi e Rouwenhorst (2013), Ubilava (2012) e Campani e Durães (2018) ajudam a compreender dimensões dessas exposições, sem constituir uma demonstração prévia do desempenho de um modelo para a carteira aqui proposta.</w:t>
-      </w:r>
-    </w:p>
-    <w:p>
-      <w:pPr>
-        <w:pStyle w:val="R2Body"/>
-      </w:pPr>
-      <w:r>
-        <w:t xml:space="preserve">Este trabalho investiga uma combinação de Hidden Markov Models (HMM) e redes Long Short-Term Memory (LSTM) para a previsão do risco de um índice de exposição ao agronegócio brasileiro. O HMM representa estados latentes de mercado; a LSTM utiliza sequências de informações para prever o retorno da carteira; e um procedimento de calibração de erros relaciona essa previsão às medidas de risco. A comparação contempla uma LSTM sem informação de regime e o MS-GARCH como referência econométrica. A hipótese de interesse é preditiva: verificar se a combinação acrescenta informação útil, sem presumir que uma arquitetura mais complexa será superior.</w:t>
+        <w:t xml:space="preserve">A gestão do risco de mercado avalia como as variações de preços podem afetar uma posição financeira. A previsão do retorno médio ajuda nessa análise, mas não descreve a magnitude das perdas em condições desfavoráveis. O Value at Risk (VaR) e o Expected Shortfall (ES) tratam de aspectos complementares dessas perdas: o quantil e a cauda da distribuição. Seu uso exige definições e critérios de avaliação compatíveis com a exposição estudada (Acerbi; Tasche, 2002).</w:t>
+      </w:r>
+    </w:p>
+    <w:p>
+      <w:pPr>
+        <w:pStyle w:val="R2Body"/>
+      </w:pPr>
+      <w:r>
+        <w:t xml:space="preserve">Uma carteira do agronegócio brasileiro reúne riscos de naturezas diferentes. As ações refletem as condições operacionais e financeiras das empresas; as commodities respondem a oferta, demanda, estoques e clima; e o câmbio altera o valor em reais dos preços internacionais, além de afetar receitas, custos e dívidas. As relações entre esses componentes podem mudar ao longo do tempo. Gorton, Hayashi e Rouwenhorst (2013), Ubilava (2012) e Campani e Durães (2018) examinam aspectos dessas exposições e ajudam a fundamentar a análise da carteira proposta.</w:t>
+      </w:r>
+    </w:p>
+    <w:p>
+      <w:pPr>
+        <w:pStyle w:val="R2Body"/>
+      </w:pPr>
+      <w:r>
+        <w:t xml:space="preserve">Este trabalho combina Hidden Markov Models (HMM) e redes Long Short-Term Memory (LSTM) para prever o risco de um índice de exposição ao agronegócio brasileiro. O HMM identifica estados latentes de mercado, que entram na LSTM como informação adicional para prever o retorno. Os erros de previsão são calibrados para calcular as medidas de risco. A comparação com uma LSTM sem regimes e com o MS-GARCH permite avaliar se essa combinação melhora as previsões, sobretudo nos períodos de maior volatilidade.</w:t>
       </w:r>
     </w:p>
     <w:p>
@@ -815,7 +815,7 @@
         <w:pStyle w:val="R2Body"/>
       </w:pPr>
       <w:r>
-        <w:t xml:space="preserve">Os modelos ARCH e GARCH permitem representar a variação da volatilidade a partir do histórico de choques e variâncias, enquanto os modelos de mudança de regime acrescentam estados latentes à descrição da dinâmica observada (Engle, 1982; Bollerslev, 1986; Hamilton, 1989). As redes LSTM oferecem outra forma de aprender dependências temporais, mas sua flexibilidade exige atenção ao alvo, à quantidade de dados e à avaliação fora da amostra (Hochreiter; Schmidhuber, 1997; Fischer; Krauss, 2018). O problema não consiste em escolher uma dessas tradições de antemão, e sim em examinar o que a informação de regime acrescenta a uma comparação definida.</w:t>
+        <w:t xml:space="preserve">Os modelos ARCH e GARCH descrevem a volatilidade a partir de choques e variâncias passadas. Modelos de mudança de regime permitem que a dinâmica também dependa de estados latentes (Engle, 1982; Bollerslev, 1986; Hamilton, 1989). As redes LSTM aprendem relações temporais por outro mecanismo, cuja aplicação depende do alvo, do tamanho da amostra e da avaliação fora dela (Hochreiter; Schmidhuber, 1997; Fischer; Krauss, 2018). A pesquisa examina se a informação de regime acrescenta capacidade preditiva à rede.</w:t>
       </w:r>
     </w:p>
     <w:p>
@@ -855,7 +855,7 @@
         <w:pStyle w:val="R2Body"/>
       </w:pPr>
       <w:r>
-        <w:t xml:space="preserve">As hipóteses de cobertura dizem respeito ao VaR. A adequação do ES será examinada separadamente, considerando a severidade das perdas e os requisitos do procedimento escolhido. Essa distinção impede que uma frequência de violações aparentemente adequada seja utilizada como validação indireta de toda a distribuição de perdas (Acerbi; Székely, 2014).</w:t>
+        <w:t xml:space="preserve">As hipóteses de cobertura se referem ao VaR. O ES será avaliado separadamente, pela severidade das perdas. Uma frequência de violações próxima da nominal não basta para validar a intensidade das perdas além do quantil (Acerbi; Székely, 2014).</w:t>
       </w:r>
     </w:p>
     <w:p>
@@ -943,23 +943,23 @@
         <w:pStyle w:val="R2Body"/>
       </w:pPr>
       <w:r>
-        <w:t xml:space="preserve">A contribuição técnico-científica está em avaliar uma integração de métodos sob um desenho que permita reconhecer seus ganhos e limites. A literatura mostra aplicações de redes recorrentes à previsão financeira e de modelos de regime à estimação de risco, mas os resultados dependem do alvo, do mercado e do protocolo de avaliação. Uma comparação que preserve informações, datas e critérios de perda pode esclarecer em quais condições a combinação é útil, inclusive quando não supera uma referência mais simples.</w:t>
-      </w:r>
-    </w:p>
-    <w:p>
-      <w:pPr>
-        <w:pStyle w:val="R2Body"/>
-      </w:pPr>
-      <w:r>
-        <w:t xml:space="preserve">A relevância prática decorre da necessidade de interpretar exposições que combinam preços internacionais, câmbio e desempenho de empresas. Referências de preços, contratos futuros e indicadores físicos não representam a mesma posição econômica. Ao documentar essas diferenças e as regras de construção do índice, o estudo pode contribuir para análises de risco mais transparentes. A contribuição não equivale à recomendação de uma carteira operacional nem à validação de uma estratégia de hedge para qualquer empresa do setor.</w:t>
-      </w:r>
-    </w:p>
-    <w:p>
-      <w:pPr>
-        <w:pStyle w:val="R2Body"/>
-      </w:pPr>
-      <w:r>
-        <w:t xml:space="preserve">O trabalho também se relaciona à Engenharia de Produção ao articular modelagem estatística, programação e tomada de decisão sob incerteza. Seu valor acadêmico depende de um procedimento reproduzível, de uma comparação coerente e de uma discussão capaz de distinguir erro de implementação, limitação dos dados e resultado estatístico legítimo. A interpretação dos modelos pode apoiar essa discussão, mas permanece complementar à validação das previsões de risco.</w:t>
+        <w:t xml:space="preserve">O estudo avalia os ganhos e os limites da integração entre HMM e LSTM. As aplicações de redes recorrentes e modelos de regime apresentam resultados que dependem do mercado, do alvo e da avaliação adotada. Comparar os modelos nas mesmas datas, com informações e critérios de perda compatíveis, permite examinar quando a combinação ajuda e quando uma referência mais simples apresenta resultado melhor.</w:t>
+      </w:r>
+    </w:p>
+    <w:p>
+      <w:pPr>
+        <w:pStyle w:val="R2Body"/>
+      </w:pPr>
+      <w:r>
+        <w:t xml:space="preserve">A aplicação ao agronegócio permite analisar conjuntamente preços internacionais, câmbio e ações de empresas do setor. Como contratos futuros, séries contínuas e indicadores físicos representam exposições distintas, suas diferenças precisam aparecer na construção do índice e na interpretação dos resultados. O índice serve à análise de risco proposta; sua avaliação não equivale à recomendação de uma carteira operacional ou de uma estratégia de hedge para as empresas.</w:t>
+      </w:r>
+    </w:p>
+    <w:p>
+      <w:pPr>
+        <w:pStyle w:val="R2Body"/>
+      </w:pPr>
+      <w:r>
+        <w:t xml:space="preserve">Na Engenharia de Produção, o trabalho articula modelagem estatística e programação para apoiar decisões sob incerteza. A comparação reproduzível dos modelos permite distinguir limitações dos dados, problemas de implementação e resultados estatísticos. A interpretação das previsões complementa essa discussão.</w:t>
       </w:r>
     </w:p>
     <w:p>
@@ -975,15 +975,15 @@
         <w:pStyle w:val="R2Body"/>
       </w:pPr>
       <w:r>
-        <w:t>A estimação do risco de mercado exige mais do que prever o movimento médio dos preços. Para apoiar decisões de exposição, proteção e reserva de recursos, é necessário avaliar a possibilidade de perdas e a intensidade que elas podem atingir. Essa distinção ganha relevância em uma carteira ligada ao agronegócio brasileiro, na qual ações de empresas, commodities agrícolas e câmbio respondem a fatores parcialmente comuns, mas representam exposições econômicas diferentes. A análise precisa, portanto, aproximar os fundamentos do mercado das propriedades estatísticas dos retornos e dos limites dos modelos empregados.</w:t>
-      </w:r>
-    </w:p>
-    <w:p>
-      <w:pPr>
-        <w:pStyle w:val="R2Body"/>
-      </w:pPr>
-      <w:r>
-        <w:t>Este capítulo articula essas questões a partir da literatura sobre volatilidade condicional, mudanças de regime, redes recorrentes, incerteza preditiva e avaliação de risco. O argumento que orienta a revisão é que a combinação entre Hidden Markov Models (HMM) e redes Long Short-Term Memory (LSTM) constitui uma possibilidade de modelagem a ser investigada, cuja utilidade depende da qualidade dos dados e de evidências fora da amostra. A presença de uma arquitetura mais flexível, por si só, não demonstra melhor previsão de Value at Risk (VaR) ou Expected Shortfall (ES). Os conceitos e estudos examinados a seguir estabelecem os fundamentos necessários para avaliar essa contribuição.</w:t>
+        <w:t xml:space="preserve">Prever o retorno médio não basta para avaliar o risco de mercado. Decisões de exposição e proteção também dependem da frequência e da magnitude das perdas. Em uma carteira do agronegócio brasileiro, ações, commodities e câmbio compartilham alguns fatores de risco, mas representam posições econômicas distintas. Esta revisão relaciona essas exposições às propriedades dos retornos e aos modelos usados para estimar o risco.</w:t>
+      </w:r>
+    </w:p>
+    <w:p>
+      <w:pPr>
+        <w:pStyle w:val="R2Body"/>
+      </w:pPr>
+      <w:r>
+        <w:t xml:space="preserve">O capítulo aborda volatilidade condicional, mudanças de regime, redes recorrentes, incerteza preditiva e avaliação de risco. Esses fundamentos orientam a comparação entre HMM-LSTM e os modelos de referência. A utilidade da combinação será examinada pela qualidade das previsões fora da amostra; a maior flexibilidade da rede, por si só, não assegura estimativas melhores de VaR e ES.</w:t>
       </w:r>
     </w:p>
     <w:p>
@@ -999,23 +999,23 @@
         <w:pStyle w:val="R2Body"/>
       </w:pPr>
       <w:r>
-        <w:t>A revisão tem caráter narrativo e crítico. Seu propósito é relacionar contribuições teóricas e empíricas ao problema de estimar o risco de uma carteira do agronegócio, identificando o que cada abordagem permite representar e quais questões permanecem abertas. A seleção reúne trabalhos fundadores dos métodos utilizados, aplicações financeiras e documentos metodológicos das instituições responsáveis pelos indicadores de mercado. A inclusão de estudos clássicos é necessária porque conceitos como volatilidade condicional, estados latentes e cobertura de quantis continuam sustentando as aplicações recentes.</w:t>
-      </w:r>
-    </w:p>
-    <w:p>
-      <w:pPr>
-        <w:pStyle w:val="R2Body"/>
-      </w:pPr>
-      <w:r>
-        <w:t>O exame das aplicações distingue três objetos de previsão: o retorno esperado, a volatilidade e o risco de cauda. Embora relacionados, esses objetos exigem critérios diferentes de avaliação. Um estudo sobre acerto da direção dos preços pode justificar o interesse por uma rede neural, mas não constitui evidência suficiente de que essa rede produz quantis bem calibrados. Da mesma maneira, reduzir o erro de previsão da volatilidade não assegura, isoladamente, a adequação das perdas extremas estimadas. Essa distinção orienta a leitura dos resultados publicados e evita transportar conclusões entre problemas que não são equivalentes.</w:t>
-      </w:r>
-    </w:p>
-    <w:p>
-      <w:pPr>
-        <w:pStyle w:val="R2Body"/>
-      </w:pPr>
-      <w:r>
-        <w:t>As fontes são discutidas conforme sua contribuição para o desenho da pesquisa, considerando o mercado analisado, a variável prevista, o tratamento da ordem temporal, os modelos de comparação e o alcance das conclusões. Documentos de metodologia esclarecem o significado dos dados; estudos empíricos permitem examinar aplicações e limitações; trabalhos teóricos fundamentam as propriedades dos estimadores e dos testes. A síntese não pretende medir a produção científica do campo nem estabelecer a inexistência de trabalhos semelhantes. Procura construir uma base argumentativa que permita justificar as decisões do TCC e interpretar seus resultados sem antecipá-los.</w:t>
+        <w:t xml:space="preserve">A revisão é narrativa e crítica. Reúne os trabalhos que fundamentam os métodos, suas aplicações financeiras e os documentos das instituições responsáveis pelos indicadores. A seleção considera a contribuição de cada fonte para estimar o risco da carteira e justificar as escolhas da pesquisa, incluindo os fundamentos de volatilidade condicional, estados latentes e cobertura de quantis.</w:t>
+      </w:r>
+    </w:p>
+    <w:p>
+      <w:pPr>
+        <w:pStyle w:val="R2Body"/>
+      </w:pPr>
+      <w:r>
+        <w:t xml:space="preserve">A leitura distingue previsão de retorno, de volatilidade e de risco de cauda. Cada tarefa exige critérios próprios. O acerto da direção dos preços, por exemplo, não demonstra que uma rede estima quantis bem calibrados. Da mesma forma, reduzir o erro de previsão da volatilidade não garante uma estimativa adequada das perdas extremas. Essa distinção orienta o uso das evidências publicadas.</w:t>
+      </w:r>
+    </w:p>
+    <w:p>
+      <w:pPr>
+        <w:pStyle w:val="R2Body"/>
+      </w:pPr>
+      <w:r>
+        <w:t xml:space="preserve">As fontes são examinadas pelo mercado e pela variável estudados, pela organização temporal dos dados, pelos modelos de comparação e pelo alcance dos resultados. Documentos metodológicos esclarecem o significado das séries; estudos empíricos mostram aplicações; e trabalhos teóricos fundamentam estimadores e testes. A revisão procura sustentar as decisões do estudo, sem medir a produção bibliográfica do campo ou afirmar que não existem trabalhos semelhantes.</w:t>
       </w:r>
     </w:p>
     <w:p>
@@ -1039,7 +1039,7 @@
         <w:pStyle w:val="R2Body"/>
       </w:pPr>
       <w:r>
-        <w:t>Uma carteira relacionada ao agronegócio não corresponde a uma exposição uniforme ao preço dos produtos agrícolas. Para uma empresa produtora, a elevação do preço de venda pode favorecer a receita; para uma atividade que utiliza grãos como insumo, o mesmo movimento pode pressionar custos. Nas companhias abertas, os efeitos ainda dependem de endividamento, composição das receitas, estrutura de custos, decisões de investimento e condições do mercado acionário. Por isso, a associação setorial entre os ativos é um ponto de partida para a análise, e não uma garantia de comportamento semelhante ou de diversificação estável.</w:t>
+        <w:t xml:space="preserve">Os componentes de uma carteira do agronegócio não reagem da mesma forma aos preços agrícolas. A alta de um produto pode elevar a receita de quem o produz e pressionar o custo de quem o utiliza como insumo. Nas companhias abertas, esses efeitos dependem também de dívidas, receitas, custos e decisões de investimento. A ligação setorial, portanto, não garante comportamento semelhante dos ativos nem diversificação estável.</w:t>
       </w:r>
     </w:p>
     <w:p>
@@ -1055,7 +1055,7 @@
         <w:pStyle w:val="R2Body"/>
       </w:pPr>
       <w:r>
-        <w:t>Choques climáticos acrescentam outra dimensão. Ubilava (2012) investiga os efeitos do El Niño e da La Niña sobre os preços mundiais do café, utilizando dados mensais entre março de 1989 e dezembro de 2010 e uma estrutura autorregressiva com transição suave. O estudo identifica efeitos de curto prazo associados ao fenômeno climático e oferece evidência de que a dinâmica de preços pode apresentar não linearidades. Seu alcance, entretanto, é o mercado de café e a frequência examinada. Os resultados não estabelecem o desempenho de um modelo diário de VaR para uma carteira brasileira, mas ajudam a justificar a atenção a mudanças nas condições de mercado.</w:t>
+        <w:t xml:space="preserve">Ubilava (2012) analisa os efeitos do El Niño e da La Niña nos preços mundiais do café, com dados mensais de março de 1989 a dezembro de 2010 e um modelo autorregressivo com transição suave. Os efeitos de curto prazo identificados sugerem uma dinâmica não linear dos preços. O estudo ajuda a justificar a atenção às mudanças de mercado, embora seus resultados se restrinjam ao café e à frequência mensal, sem avaliar o VaR diário de uma carteira brasileira.</w:t>
       </w:r>
     </w:p>
     <w:p>
@@ -1071,7 +1071,7 @@
         <w:pStyle w:val="R2Body"/>
       </w:pPr>
       <w:r>
-        <w:t>A presença adicional de uma posição cambial na carteira deve ser interpretada à luz dessa conversão. A moeda pode influenciar tanto a referência em reais das commodities quanto o componente de câmbio considerado separadamente. Isso não constitui necessariamente um erro, mas significa que os pesos nominais dos componentes não resumem toda a exposição cambial do conjunto. A análise do risco precisa reconhecer essa sobreposição, em vez de presumir que sete séries distintas representam sete fontes independentes de incerteza.</w:t>
+        <w:t xml:space="preserve">A inclusão de USD/BRL como componente da carteira acrescenta exposição cambial à já presente nas commodities convertidas para reais. Essa sobreposição precisa ser considerada na análise dos pesos e do risco. Ter sete séries distintas não significa ter sete fontes independentes de incerteza.</w:t>
       </w:r>
     </w:p>
     <w:p>
@@ -1111,7 +1111,7 @@
         <w:pStyle w:val="R2Body"/>
       </w:pPr>
       <w:r>
-        <w:t>Há ainda uma diferença entre um índice de referências de preços e o resultado financeiro de contratos efetivamente negociados. O resultado de uma posição futura depende de quantidade de contratos, multiplicadores, ajustes diários, recursos mantidos como garantia, custos e regra de rolagem. Um índice que combina variações percentuais de séries contínuas pode representar uma aproximação útil da exposição conjunta, mas não reproduz automaticamente essa contabilidade. A relação entre estoques, curva e retornos discutida por Gorton, Hayashi e Rouwenhorst (2013) reforça a necessidade de separar essas interpretações.</w:t>
+        <w:t xml:space="preserve">Uma série contínua de preços não reproduz todo o resultado de uma posição em futuros. Esse resultado depende de contratos, multiplicadores, ajustes diários, garantias, custos e rolagem. O índice de variações percentuais adotado aproxima a exposição conjunta, mas não inclui toda essa contabilidade. As relações entre estoques, curva e retornos discutidas por Gorton, Hayashi e Rouwenhorst (2013) ajudam a distinguir essas interpretações.</w:t>
       </w:r>
     </w:p>
     <w:p>
@@ -1182,7 +1182,7 @@
         <w:pStyle w:val="R2Body"/>
       </w:pPr>
       <w:r>
-        <w:t>Também é necessário separar características condicionais e incondicionais. Uma distribuição observada ao longo de muitos anos pode reunir períodos de baixa e alta volatilidade. Parte de sua dispersão decorre dessa mistura de condições. Ainda assim, identificar mudanças de variância não garante que toda a espessura das caudas tenha sido explicada. Para o presente estudo, isso significa que a classificação de regimes e o tratamento das inovações extremas precisam ser avaliados conjuntamente, sem tomar a presença de estados como solução automática para qualquer forma de risco.</w:t>
+        <w:t xml:space="preserve">Uma distribuição de retornos observada por muitos anos reúne períodos de baixa e alta volatilidade. Essa mistura explica parte da dispersão total, mas não garante que os extremos estejam bem representados em cada período. Por isso, a identificação dos estados e o tratamento da cauda precisam ser avaliados em conjunto.</w:t>
       </w:r>
     </w:p>
     <w:p>
@@ -1221,7 +1221,7 @@
         <w:pStyle w:val="R2Body"/>
       </w:pPr>
       <w:r>
-        <w:t>A equação expressa uma variância condicional h, e não o retorno esperado. Na especificação convencional, restrições sobre ω, α e β asseguram positividade; condições adicionais são necessárias para a existência de momentos e para a estabilidade do processo. Mesmo com parâmetros constantes, o GARCH produz volatilidade variável e constitui um modelo não linear para a distribuição dos retornos. Sua limitação não deve, portanto, ser descrita como incapacidade geral de lidar com não linearidades. A questão relevante é se a forma de atualização e a distribuição escolhidas representam adequadamente o mercado considerado.</w:t>
+        <w:t xml:space="preserve">A equação descreve a variância condicional h. Restrições sobre ω, α e β garantem sua positividade; a existência de momentos e a estabilidade exigem condições adicionais. Mesmo com parâmetros constantes, o GARCH produz volatilidade variável e uma distribuição não linear dos retornos. Sua avaliação deve considerar a adequação da regra de atualização e da distribuição ao mercado estudado.</w:t>
       </w:r>
     </w:p>
     <w:p>
@@ -1237,7 +1237,7 @@
         <w:pStyle w:val="R2Body"/>
       </w:pPr>
       <w:r>
-        <w:t>No mercado brasileiro, Campani e Durães (2018) analisam a previsão de volatilidade do USD/BRL com modelos GARCH ampliados por variância realizada de alta frequência e pelo índice de volatilidade implícita FXVol. Os resultados favorecem a incorporação dessas informações no contexto examinado. A contribuição do estudo é mostrar que diferentes fontes podem acrescentar conteúdo preditivo ao histórico de retornos. Isso não permite concluir que qualquer indicador de volatilidade terá o mesmo efeito em ações, commodities ou em uma carteira agregada.</w:t>
+        <w:t xml:space="preserve">Campani e Durães (2018) analisam a volatilidade do USD/BRL com modelos GARCH acrescidos de variância realizada de alta frequência e do índice implícito FXVol. Os resultados favorecem essas informações na aplicação examinada. Seu efeito em ações, commodities ou no retorno agregado de uma carteira, porém, precisa ser avaliado em cada caso.</w:t>
       </w:r>
     </w:p>
     <w:p>
@@ -1400,7 +1400,7 @@
         <w:pStyle w:val="R2Body"/>
       </w:pPr>
       <w:r>
-        <w:t>O nível de confiança influencia a quantidade de informação efetivamente disponível. Em uma amostra de 125 observações, uma cauda de 1% corresponde a uma massa de apenas 1,25 observação. A obtenção de milhares de cenários computacionais a partir dessa amostra não equivale à observação de milhares de crises independentes. A simulação pode reduzir o erro numérico de um cálculo, mas a qualidade da estimativa continua limitada pela informação histórica e pelas hipóteses que geram os cenários.</w:t>
+        <w:t xml:space="preserve">A quantidade de dados disponível na cauda depende do nível de confiança. Em 125 observações, uma cauda de 1% corresponde a apenas 1,25 observação. Gerar milhares de cenários a partir dessa amostra reduz o erro numérico, mas não acrescenta episódios históricos independentes. A precisão da estimativa continua dependendo dos dados e das hipóteses da simulação.</w:t>
       </w:r>
     </w:p>
     <w:p>
@@ -1440,7 +1440,7 @@
         <w:pStyle w:val="R2Body"/>
       </w:pPr>
       <w:r>
-        <w:t>Na formulação gaussiana, cada estado pode apresentar média e matriz de covariância próprias. A mistura resultante amplia a representação possível da distribuição agregada, mas não elimina as hipóteses adotadas dentro de cada estado. Dependências remanescentes, caudas condicionais muito espessas ou durações incompatíveis com a estrutura markoviana podem continuar mal representadas. Um HMM deve, portanto, ser avaliado como uma aproximação estatística útil, e não como recuperação inequívoca de um mecanismo econômico verdadeiro.</w:t>
+        <w:t xml:space="preserve">Em um HMM gaussiano, cada estado tem sua média e matriz de covariância. A mistura dos estados amplia a representação da distribuição agregada, mas pode deixar dependências, caudas ou durações mal descritas. Os estados estimados são uma aproximação estatística e precisam ser avaliados antes de receber uma interpretação econômica.</w:t>
       </w:r>
     </w:p>
     <w:p>
@@ -1479,7 +1479,7 @@
         <w:pStyle w:val="R2Body"/>
       </w:pPr>
       <w:r>
-        <w:t>A escolha do número de estados envolve um compromisso entre representação e precisão. Mais estados permitem descrever diferenças adicionais, mas aumentam a quantidade de parâmetros e podem fragmentar episódios raros. Critérios de informação, estabilidade da estimação e interpretação das distribuições ajudam a avaliar esse compromisso; a escolha final não deve ser orientada pelo desempenho já observado no teste. Além disso, os números atribuídos aos estados não têm significado econômico intrínseco. Comparações entre janelas exigem critérios consistentes de identificação, como a ordenação por uma medida de volatilidade estimada no treinamento.</w:t>
+        <w:t xml:space="preserve">A escolha do número de estados equilibra detalhe e precisão. Mais estados aumentam o número de parâmetros e podem dividir episódios raros em grupos pequenos. Critérios de informação, estabilidade e interpretação ajudam nessa decisão, que deve ocorrer antes da avaliação no teste. Como os rótulos não têm significado econômico próprio, as comparações entre janelas exigem uma convenção comum, como ordenar os estados pela volatilidade estimada no treino.</w:t>
       </w:r>
     </w:p>
     <w:p>
@@ -1519,7 +1519,7 @@
         <w:pStyle w:val="R2Body"/>
       </w:pPr>
       <w:r>
-        <w:t>Ardia et al. (2019) apresentam o pacote MSGARCH, com ferramentas para estimação por máxima verossimilhança e inferência bayesiana, simulação, previsão de densidades e cálculo de VaR e ES. A contribuição computacional amplia a possibilidade de aplicações reproduzíveis. O artigo não deve ser interpretado como demonstração de superioridade universal do MS-GARCH em qualquer período ou mercado. Sua relevância para este TCC está em oferecer uma referência que também contempla regimes e heterocedasticidade, tornando a comparação com a arquitetura neural conceitualmente mais exigente.</w:t>
+        <w:t xml:space="preserve">Ardia et al. (2019) apresentam o pacote MSGARCH, que reúne estimação por máxima verossimilhança e inferência bayesiana, simulação, previsão de densidades e cálculo de VaR e ES. O pacote permite implementar uma referência que também incorpora regimes e heterocedasticidade. Seu desempenho frente à rede será avaliado na aplicação, sem pressupor que o MS-GARCH seja superior em qualquer mercado.</w:t>
       </w:r>
     </w:p>
     <w:p>
@@ -1567,7 +1567,7 @@
         <w:pStyle w:val="R2Body"/>
       </w:pPr>
       <w:r>
-        <w:t>A função de perda também delimita o que a rede procura aprender. Sob condições usuais, minimizar o erro quadrático médio orienta a previsão para a média condicional do alvo. Se esse alvo for o retorno, o resultado não será automaticamente um quantil extremo nem uma previsão de volatilidade. Uma arquitetura voltada à variância, a quantis ou a uma distribuição completa resolve problemas diferentes. A justificativa do modelo precisa, portanto, combinar a estrutura da rede com o alvo, a função de perda e o procedimento que transforma a saída em uma medida de risco.</w:t>
+        <w:t xml:space="preserve">Sob condições usuais, minimizar o erro quadrático médio leva à previsão da média condicional do alvo. Quando o alvo é o retorno, a saída não é um quantil extremo nem uma previsão de volatilidade. O cálculo do risco depende, assim, da função de perda e da regra que transforma essa saída em uma distribuição de perdas.</w:t>
       </w:r>
     </w:p>
     <w:p>
@@ -1583,7 +1583,7 @@
         <w:pStyle w:val="R2Body"/>
       </w:pPr>
       <w:r>
-        <w:t>Fischer e Krauss (2018) aplicam LSTM à previsão fora da amostra da direção dos movimentos de ações componentes do S&amp;P 500 entre 1992 e 2015, comparando-a a métodos de classificação sem a mesma estrutura de memória. O estudo constitui uma referência para o uso de redes recorrentes em finanças, mas seu objeto é distinto da estimação de perdas extremas de uma carteira brasileira. A evidência de desempenho em uma estratégia direcional não comprova, por si, a cobertura de VaR ou a precisão de ES em outro universo de ativos.</w:t>
+        <w:t xml:space="preserve">Fischer e Krauss (2018) usam LSTM para prever, fora da amostra, a direção dos movimentos das ações do S&amp;P 500 entre 1992 e 2015. O estudo compara a rede com métodos de classificação sem o mesmo mecanismo de memória. Sua aplicação fundamenta o interesse por LSTM em finanças, mas não avalia a cobertura do VaR ou a precisão do ES de uma carteira brasileira.</w:t>
       </w:r>
     </w:p>
     <w:p>
@@ -1599,7 +1599,7 @@
         <w:pStyle w:val="R2Body"/>
       </w:pPr>
       <w:r>
-        <w:t>O trabalho de De Mel (2026) também ilustra um limite de interpretação dos backtests: a não rejeição da cobertura incondicional é um resultado específico, que não substitui a avaliação da dependência das violações, da severidade das perdas ou da comparação pareada entre modelos. Sua aplicação a uma ação norte-americana oferece um antecedente metodológico, mas não resolve a questão do desempenho em uma carteira que reúne ações brasileiras, commodities agrícolas e câmbio.</w:t>
+        <w:t xml:space="preserve">A aplicação de De Mel (2026) também mostra a importância de interpretar cada backtest pelo que ele avalia. Não rejeitar cobertura incondicional não dispensa o exame da dependência das violações, da severidade das perdas e da comparação pareada. A ação norte-americana estudada fornece um antecedente metodológico; a aplicação à carteira brasileira permanece uma questão empírica.</w:t>
       </w:r>
     </w:p>
     <w:p>
@@ -1639,7 +1639,7 @@
         <w:pStyle w:val="R2Body"/>
       </w:pPr>
       <w:r>
-        <w:t>Kendall e Gal (2017) distinguem incerteza epistêmica, associada ao conhecimento limitado sobre o modelo, e incerteza aleatória, ligada à variabilidade inerente às observações. Embora seu estudo seja desenvolvido em visão computacional, a distinção conceitual é útil para a previsão financeira. Duas redes podem concordar sobre o retorno médio esperado e, ainda assim, o retorno realizado apresentar grande dispersão. A concordância entre previsões de média não implica ausência de risco no mercado.</w:t>
+        <w:t xml:space="preserve">Kendall e Gal (2017) distinguem a incerteza epistêmica, ligada ao conhecimento limitado do modelo, da aleatória, associada à variabilidade das observações. Embora o estudo trate de visão computacional, a distinção ajuda a interpretar previsões financeiras: redes podem concordar sobre a média e, ainda assim, os retornos apresentarem grande dispersão.</w:t>
       </w:r>
     </w:p>
     <w:p>
@@ -1663,15 +1663,15 @@
         <w:pStyle w:val="R2Body"/>
       </w:pPr>
       <w:r>
-        <w:t>Quando os resíduos são utilizados para calibrar a distribuição após a escolha da rede, o período de calibração precisa ser separado do teste. Ajustar a cauda com os próprios erros que depois serão apresentados como desempenho fora da amostra compromete a avaliação. A calibração também consome observações que deixam de estar disponíveis para treinar ou selecionar o modelo. Em séries com episódios raros de estresse, o compromisso entre quantidade de dados, atualidade e precisão dos extremos precisa ser discutido expressamente.</w:t>
-      </w:r>
-    </w:p>
-    <w:p>
-      <w:pPr>
-        <w:pStyle w:val="R2Body"/>
-      </w:pPr>
-      <w:r>
-        <w:t>O número de avaliações de dropout deve ser entendido como uma escolha de precisão computacional. Mil avaliações podem ajudar a estabilizar médias ou quantis de uma aproximação, mas não justificam a qualidade estatística dessa aproximação por si mesmas. Há ainda risco de contar a mesma incerteza duas vezes ao combinar a dispersão das saídas com uma distribuição de erros que já incorpora seus efeitos. A passagem da rede para VaR e ES precisa ser validada como parte do método, com hipóteses claras sobre o significado de cada componente.</w:t>
+        <w:t xml:space="preserve">Os erros usados na calibração devem vir de um período separado do teste e posterior à escolha da rede. Usar os mesmos erros para calibrar e avaliar a cauda compromete a análise fora da amostra. Essa separação reduz o conjunto de treino, o que exige discutir o equilíbrio entre tamanho da amostra, atualidade dos dados e precisão dos extremos, sobretudo nos estados com poucos episódios.</w:t>
+      </w:r>
+    </w:p>
+    <w:p>
+      <w:pPr>
+        <w:pStyle w:val="R2Body"/>
+      </w:pPr>
+      <w:r>
+        <w:t xml:space="preserve">O número de passagens com dropout controla a precisão computacional da aproximação. Mil passagens podem estabilizar médias e quantis, mas não demonstram que a distribuição obtida descreve os retornos. Combinar essa dispersão com erros de calibração também pode contar duas vezes efeitos já presentes nos resíduos. Cada componente precisa ter uma função definida no cálculo do VaR e do ES.</w:t>
       </w:r>
     </w:p>
     <w:p>
@@ -1703,15 +1703,15 @@
         <w:pStyle w:val="R2Body"/>
       </w:pPr>
       <w:r>
-        <w:t>A separação temporal deve alcançar todo o procedimento. Seleção de variáveis, padronização, escolha de hiperparâmetros, ajuste do HMM e estimação de parâmetros de distribuição precisam respeitar as informações permitidas em cada janela. Proibir o uso de dados futuros apenas na etapa final de treinamento da LSTM não é suficiente. Também importa verificar se a última observação de um bloco usa um alvo que já pertence ao bloco seguinte, especialmente quando se prevê o retorno do próximo pregão.</w:t>
-      </w:r>
-    </w:p>
-    <w:p>
-      <w:pPr>
-        <w:pStyle w:val="R2Body"/>
-      </w:pPr>
-      <w:r>
-        <w:t>A disponibilidade econômica da informação não se resume ao índice de datas do arquivo. Um indicador divulgado depois do fechamento ou uma variável macroeconômica revisada posteriormente pode não ter sido conhecido na forma empregada pelo modelo. Quando os mercados possuem calendários e horários diferentes, uma regra de alinhamento precisa explicitar a origem da informação. Esses cuidados ajudam a distinguir habilidade preditiva de vantagens artificiais produzidas pela construção da base.</w:t>
+        <w:t xml:space="preserve">A separação temporal vale para seleção de variáveis, padronização, escolha de hiperparâmetros, ajuste do HMM e calibração da distribuição. Todas essas etapas devem respeitar o período de informação de cada janela. Também é necessário verificar as fronteiras dos blocos: ao prever o próximo pregão, uma observação no fim do treino pode ter um alvo que já pertence à validação.</w:t>
+      </w:r>
+    </w:p>
+    <w:p>
+      <w:pPr>
+        <w:pStyle w:val="R2Body"/>
+      </w:pPr>
+      <w:r>
+        <w:t xml:space="preserve">A data de uma série não garante que a informação estivesse disponível na origem da previsão. Indicadores divulgados após o fechamento e revisões macroeconômicas exigem atenção. O alinhamento entre mercados com calendários e horários diferentes deve explicitar quais dados já eram conhecidos, para que o desempenho não resulte de informação futura.</w:t>
       </w:r>
     </w:p>
     <w:p>
@@ -1783,15 +1783,15 @@
         <w:pStyle w:val="R2Body"/>
       </w:pPr>
       <w:r>
-        <w:t>Esses fundamentos orientam a interpretação das hipóteses do TCC. A cobertura nominal, central em H1, precisa ser examinada juntamente com a precisão das previsões; em H2, a análise do estresse requer atenção à concentração temporal e ao número reduzido de eventos; em H3, não rejeitar igualdade de desempenho não demonstra equivalência ou ausência de deterioração economicamente relevante. Uma alegação de não inferioridade exige definir previamente o que constitui uma diferença aceitável e utilizar um procedimento compatível com essa pergunta.</w:t>
-      </w:r>
-    </w:p>
-    <w:p>
-      <w:pPr>
-        <w:pStyle w:val="R2Body"/>
-      </w:pPr>
-      <w:r>
-        <w:t>A leitura dos resultados também deve considerar o número de janelas, modelos e regimes examinados. Escolher a especificação depois de observar quais comparações foram favoráveis produz uma avaliação otimista. É mais informativo apresentar diferenças de desempenho, medidas de incerteza, comportamento em diferentes períodos e limites de poder estatístico do que declarar um vencedor com base no maior p-valor. Um resultado desfavorável à arquitetura híbrida continua sendo cientificamente relevante se decorrer de uma comparação coerente e reproduzível.</w:t>
+        <w:t xml:space="preserve">Esses cuidados orientam as hipóteses do trabalho. H1 exige examinar cobertura e precisão; H2 requer atenção ao agrupamento das violações e ao número de dias de estresse; e H3 distingue ausência de diferença detectável de equivalência. Uma afirmação de não inferioridade depende de margem aceitável definida previamente e de um teste adequado.</w:t>
+      </w:r>
+    </w:p>
+    <w:p>
+      <w:pPr>
+        <w:pStyle w:val="R2Body"/>
+      </w:pPr>
+      <w:r>
+        <w:t xml:space="preserve">A interpretação também depende da quantidade de janelas, modelos e regimes comparados. Escolher a especificação depois de observar resultados favoráveis torna a avaliação otimista. A discussão deve apresentar diferenças de desempenho e sua incerteza, além da variação entre períodos. Uma comparação reproduzível pode trazer contribuição mesmo quando o modelo híbrido não supera as referências.</w:t>
       </w:r>
     </w:p>
     <w:p>
@@ -1823,7 +1823,7 @@
         <w:pStyle w:val="R2Body"/>
       </w:pPr>
       <w:r>
-        <w:t>A interpretabilidade pode complementar a análise das previsões, mas não substitui calibração e backtesting. Uma explicação economicamente plausível não torna correto um quantil mal estimado; uma variável com grande atribuição não precisa ser uma causa da perda observada. No escopo deste trabalho, o exame das explicações é mais útil quando esclarece a coerência das relações aprendidas e suas limitações, preservando a avaliação do risco como critério principal da contribuição empírica.</w:t>
+        <w:t xml:space="preserve">A interpretação complementa os backtests. Uma explicação plausível não corrige um quantil mal estimado, assim como uma variável importante para a rede pode não causar a perda observada. Neste trabalho, o SHAP ajuda a examinar as relações aprendidas e suas limitações; a qualidade das previsões continua sendo avaliada pelos testes e escores.</w:t>
       </w:r>
     </w:p>
     <w:p>
@@ -1839,31 +1839,31 @@
         <w:pStyle w:val="R2Body"/>
       </w:pPr>
       <w:r>
-        <w:t>A literatura examinada oferece fundamentos complementares. A família ARCH-GARCH representa a atualização da volatilidade; os modelos de regime introduzem estados latentes e transições; as redes LSTM permitem aprender relações temporais flexíveis; os métodos de risco e de avaliação delimitam o que deve ser previsto e como examinar sua qualidade. A combinação desses elementos é conceitualmente justificável, mas acrescenta pontos de decisão e fontes de incerteza. O ganho de representação precisa compensar os custos de estimação, a redução da amostra efetiva e a maior dificuldade de interpretar cada componente.</w:t>
-      </w:r>
-    </w:p>
-    <w:p>
-      <w:pPr>
-        <w:pStyle w:val="R2Body"/>
-      </w:pPr>
-      <w:r>
-        <w:t>Os estudos de Fischer e Krauss (2018), De Mel (2026) e Arimond et al. (2026) não respondem à mesma pergunta empírica. O primeiro trata de previsão direcional; o segundo combina regimes, previsão de volatilidade e uma hipótese para a cauda em uma ação; o terceiro relaciona redes, estados e gestão de carteiras de índices. Lidos em conjunto, eles sustentam o interesse pela pesquisa sem autorizar a conclusão de que uma arquitetura híbrida será superior em qualquer aplicação. A contribuição deste TCC deve ser localizada na avaliação de uma configuração definida para uma exposição ao agronegócio brasileiro, com comparações e restrições de informação claramente estabelecidas.</w:t>
-      </w:r>
-    </w:p>
-    <w:p>
-      <w:pPr>
-        <w:pStyle w:val="R2Body"/>
-      </w:pPr>
-      <w:r>
-        <w:t>Esse posicionamento também aproxima a fundamentação do problema econômico. Ações, futuros e câmbio não podem ser reunidos apenas por conveniência de disponibilidade. A construção das séries precisa preservar o significado dos preços, das rolagens e da conversão monetária. Na mesma direção, a passagem de uma previsão de retorno para VaR e ES exige uma representação defensável da distribuição de perdas. Esses aspectos são parte do problema de pesquisa, pois um ganho aparente de precisão pode decorrer tanto de uma escolha de modelagem quanto de inconsistências na base ou na avaliação.</w:t>
-      </w:r>
-    </w:p>
-    <w:p>
-      <w:pPr>
-        <w:pStyle w:val="R2Body"/>
-      </w:pPr>
-      <w:r>
-        <w:t>O Quadro 1 reúne os principais vínculos entre a revisão e as decisões que precisam ser justificadas no estudo. A síntese organiza a argumentação; ela não substitui a apresentação dos procedimentos e resultados no capítulo metodológico e na análise empírica.</w:t>
+        <w:t xml:space="preserve">Os métodos revisados têm funções distintas: ARCH-GARCH descreve a atualização da volatilidade; HMM representa estados e transições; LSTM aprende relações temporais; e os backtests avaliam as previsões de risco. Sua combinação acrescenta flexibilidade, mas também parâmetros e incerteza de estimação. Eventuais ganhos precisam ser avaliados diante do tamanho da amostra e da dificuldade de interpretar cada etapa.</w:t>
+      </w:r>
+    </w:p>
+    <w:p>
+      <w:pPr>
+        <w:pStyle w:val="R2Body"/>
+      </w:pPr>
+      <w:r>
+        <w:t xml:space="preserve">Fischer e Krauss (2018), De Mel (2026) e Arimond et al. (2026) tratam de problemas diferentes: previsão direcional de ações, VaR com regimes e volatilidade em uma ação, e redes aplicadas a carteiras de índices. Esses estudos fundamentam a comparação proposta, sem antecipar seu resultado. A contribuição deste trabalho está na avaliação da configuração aplicada ao agronegócio brasileiro, sob períodos e informações comparáveis.</w:t>
+      </w:r>
+    </w:p>
+    <w:p>
+      <w:pPr>
+        <w:pStyle w:val="R2Body"/>
+      </w:pPr>
+      <w:r>
+        <w:t xml:space="preserve">A comparação começa na definição da exposição. A construção das séries deve manter o significado dos preços, das rolagens e da conversão cambial. Do mesmo modo, a previsão de retorno precisa ser ligada a uma distribuição de perdas compatível. Sem esses cuidados, diferenças atribuídas aos modelos podem decorrer da preparação dos dados ou da avaliação.</w:t>
+      </w:r>
+    </w:p>
+    <w:p>
+      <w:pPr>
+        <w:pStyle w:val="R2Body"/>
+      </w:pPr>
+      <w:r>
+        <w:t xml:space="preserve">O Quadro 1 relaciona a literatura às decisões do estudo. Os procedimentos e resultados serão apresentados nos capítulos de metodologia e análise empírica.</w:t>
       </w:r>
     </w:p>
     <w:p>
@@ -2512,7 +2512,7 @@
         <w:pStyle w:val="R2Body"/>
       </w:pPr>
       <w:r>
-        <w:t>A questão que permanece aberta é se a informação de regime acrescenta capacidade de previsão de risco em relação a referências que utilizam informações comparáveis. Uma resposta convincente depende de dados consistentes, regras temporais verificáveis e avaliação conjunta de frequência, dependência e severidade das perdas. A contribuição pode estar na identificação de ganhos em condições específicas, na demonstração de limites da combinação ou na constatação de que uma solução mais simples oferece desempenho semelhante. Em qualquer desses casos, o valor acadêmico decorre da coerência entre a pergunta, o método e as evidências produzidas.</w:t>
+        <w:t xml:space="preserve">A pesquisa examina se a informação de regime melhora a previsão do risco frente a modelos que utilizam informações comparáveis. A resposta depende da consistência dos dados e da avaliação conjunta de cobertura, dependência e severidade das perdas. Ganhos restritos a certos períodos, ausência de melhora e vantagem de um modelo mais simples são resultados possíveis dessa comparação.</w:t>
       </w:r>
     </w:p>
     <w:p>
@@ -2528,7 +2528,7 @@
         <w:pStyle w:val="R2Body"/>
       </w:pPr>
       <w:r>
-        <w:t xml:space="preserve">A pesquisa é aplicada, de abordagem quantitativa, e combina revisão bibliográfica com avaliação preditiva em séries temporais. O capítulo 2 estabelece a fundamentação narrativa e crítica; esta seção explicita o protocolo de construção dos dados e comparação dos modelos. A descrição distingue a implementação disponível das etapas ainda necessárias para consolidar os resultados finais, em particular a validação da fonte dos futuros, a auditoria da disponibilidade temporal das informações e a execução do MS-GARCH.</w:t>
+        <w:t xml:space="preserve">A pesquisa é aplicada e quantitativa, com revisão bibliográfica e avaliação preditiva de séries temporais. Este capítulo descreve a construção dos dados e a comparação dos modelos, distinguindo a implementação disponível das etapas ainda previstas: validação da fonte dos futuros, conferência da disponibilidade temporal das informações e execução do MS-GARCH.</w:t>
       </w:r>
     </w:p>
     <w:p>
@@ -2568,7 +2568,7 @@
         <w:pStyle w:val="R2Body"/>
       </w:pPr>
       <w:r>
-        <w:t xml:space="preserve">O alvo da LSTM é um único escalar: o log-retorno agregado no próximo pregão do calendário adotado. As entradas são multivariadas, mas a saída não corresponde a um vetor de retornos previsto separadamente para cada ativo. A origem da previsão deve ser posicionada após a disponibilidade das informações utilizadas. O horizonte de risco será de um pregão, com a perda proporcional expressa na escala do retorno simples.</w:t>
+        <w:t xml:space="preserve">A LSTM prevê um único alvo: o log-retorno agregado do próximo pregão. As entradas contêm várias variáveis, mas a rede não prevê separadamente o retorno de cada ativo. A origem da previsão deve ocorrer depois de disponibilizadas as informações usadas. O horizonte de risco é um pregão, e a perda proporcional é expressa em retorno simples.</w:t>
       </w:r>
     </w:p>
     <w:p>
@@ -2600,7 +2600,7 @@
         <w:pStyle w:val="R2Body"/>
       </w:pPr>
       <w:r>
-        <w:t xml:space="preserve">O conjunto candidato de entradas inclui retornos defasados, medidas móveis de volatilidade e de distribuição dos retornos e indicadores de condições de mercado. Garman–Klass será tratado como estimador baseado em OHLC; Corwin–Schultz como aproximação de spread; e VIX como informação do mercado de opções do S&amp;P 500, sem identificá-lo com a volatilidade implícita da carteira brasileira. Variáveis macroeconômicas só integrarão a avaliação se a cobertura, o momento de divulgação e o tratamento de revisões estiverem documentados. A configuração de uma variável no projeto não equivale à confirmação de que ela foi utilizada em todos os experimentos.</w:t>
+        <w:t xml:space="preserve">As entradas candidatas incluem retornos defasados, medidas móveis de volatilidade, assimetria e curtose e indicadores de mercado. Garman–Klass usa preços OHLC; Corwin–Schultz estima o spread; e o VIX descreve o mercado de opções do S&amp;P 500. As variáveis macroeconômicas dependem da conferência de cobertura, divulgação e revisões. Sua presença na configuração não garante seu uso em todos os experimentos.</w:t>
       </w:r>
     </w:p>
     <w:p>
@@ -2624,7 +2624,7 @@
         <w:pStyle w:val="R2Body"/>
       </w:pPr>
       <w:r>
-        <w:t xml:space="preserve">A avaliação utiliza janelas walk-forward com cinco anos de desenvolvimento e blocos de teste de seis meses, avançando em incrementos de seis meses. Dentro do desenvolvimento, a implementação de risco separa treinamento, validação para seleção e parada antecipada e um bloco posterior de calibração com 252 sessões. A reserva de calibração reduz o treinamento efetivo e deverá ser considerada na interpretação do tamanho da amostra. O protocolo não será apresentado como equivalente a cinco anos inteiros de ajuste dos parâmetros da rede.</w:t>
+        <w:t xml:space="preserve">A avaliação usa janelas walk-forward com cinco anos de desenvolvimento e seis meses de teste, avançando seis meses por vez. O desenvolvimento é separado em treino, validação para parada antecipada e calibração de 252 sessões. Portanto, a rede é ajustada em uma parcela dos cinco anos, e a interpretação dos resultados deve considerar essa amostra efetiva.</w:t>
       </w:r>
     </w:p>
     <w:p>
@@ -2640,7 +2640,7 @@
         <w:pStyle w:val="R2Body"/>
       </w:pPr>
       <w:r>
-        <w:t xml:space="preserve">O teste será utilizado para avaliar previsões já construídas, sem retomar a escolha de hiperparâmetros com base em seus resultados. Mudanças motivadas por um diagnóstico posterior exigirão um novo protocolo e uma nova identificação do experimento, preservando o registro das execuções anteriores. Quantidade de observações, exclusões e datas efetivamente avaliadas serão apresentadas por janela, em vez de inferidas apenas a partir do período pretendido.</w:t>
+        <w:t xml:space="preserve">O teste avalia previsões já definidas, sem orientar nova escolha de hiperparâmetros. Mudanças posteriores serão identificadas como novos experimentos, mantendo o registro das execuções anteriores. As datas, exclusões e quantidades de observações serão apresentadas por janela.</w:t>
       </w:r>
     </w:p>
     <w:p>
@@ -2672,7 +2672,7 @@
         <w:pStyle w:val="R2Body"/>
       </w:pPr>
       <w:r>
-        <w:t xml:space="preserve">A implementação disponível acrescenta uma codificação one-hot do estado mais provável às entradas da LSTM. Essa escolha será descrita como uma forma específica de integração, distinta de utilizar diretamente todas as probabilidades ou de ajustar uma rede independente para cada estado. A incerteza de classificação e a eventual fragmentação de estados raros serão consideradas na discussão. A decisão entre três e quatro estados não será tomada apenas por conveniência de interpretação dos resultados de teste.</w:t>
+        <w:t xml:space="preserve">A implementação acrescenta à LSTM uma codificação one-hot do estado mais provável. Essa opção difere de fornecer todas as probabilidades ou treinar redes separadas por estado. A discussão considerará a incerteza da classificação e os poucos exemplos de estados raros. A escolha entre três e quatro estados deve ocorrer sem consultar os resultados do teste.</w:t>
       </w:r>
     </w:p>
     <w:p>
@@ -2696,7 +2696,7 @@
         <w:pStyle w:val="R2Body"/>
       </w:pPr>
       <w:r>
-        <w:t xml:space="preserve">A escolha final dos hiperparâmetros dependerá de um orçamento computacional definido previamente, com comparações restritas à validação. A configuração exploratória não constitui evidência de que uma janela, tamanho de rede ou regularização seja ótima. As duas arquiteturas deverão utilizar períodos e regras de seleção compatíveis, permitindo avaliar se a informação de regime acrescenta capacidade preditiva. A análise registrará quantidade de épocas, ponto de parada, sementes e parâmetros de cada execução.</w:t>
+        <w:t xml:space="preserve">Eventuais comparações de hiperparâmetros dependerão de um orçamento computacional prévio e usarão apenas a validação. A configuração inicial não será considerada ótima sem essa avaliação. As duas redes devem usar períodos e regras de seleção compatíveis. Cada execução registrará épocas, parada antecipada, sementes e parâmetros.</w:t>
       </w:r>
     </w:p>
     <w:p>
@@ -2720,15 +2720,15 @@
         <w:pStyle w:val="R2Body"/>
       </w:pPr>
       <w:r>
-        <w:t xml:space="preserve">A implementação de risco relaciona a localização prevista pela rede a uma distribuição empírica de erros de calibração. Na versão com atualização de escala, os erros são padronizados por uma volatilidade conhecida na origem e os cenários são reconstruídos com a escala vigente no teste, em uma forma de simulação histórica filtrada. O executor disponível utiliza EWMA com parâmetro de persistência de 0,94. Sua adequação e a estabilidade dos resíduos precisam ser examinadas; o valor não será declarado ótimo por constar do código (Hull; White, 1998).</w:t>
-      </w:r>
-    </w:p>
-    <w:p>
-      <w:pPr>
-        <w:pStyle w:val="R2Body"/>
-      </w:pPr>
-      <w:r>
-        <w:t xml:space="preserve">A versão com HMM também admite conjuntos de resíduos separados por estado, utilizando o conjunto global quando não há observações suficientes no estado corrente. Essa escolha altera a calibração da cauda, além de acrescentar entradas à rede. Para atribuir um eventual ganho à informação de regime na previsão, será necessário distinguir o efeito da arquitetura do efeito de separar os resíduos. A análise deverá comparar regras de calibração compatíveis e apresentar a frequência de uso de cada alternativa. O limiar mínimo do conjunto por estado não elimina a escassez de observações efetivas em uma cauda de 1%.</w:t>
+        <w:t xml:space="preserve">A previsão média é combinada com uma distribuição empírica de erros de calibração. Na versão com escala variável, os erros são divididos pela volatilidade conhecida na origem e os cenários usam a escala vigente no teste. A implementação utiliza EWMA com persistência de 0,94, em uma forma de simulação histórica filtrada (Hull; White, 1998). A adequação dessa escala e a estabilidade dos erros serão examinadas.</w:t>
+      </w:r>
+    </w:p>
+    <w:p>
+      <w:pPr>
+        <w:pStyle w:val="R2Body"/>
+      </w:pPr>
+      <w:r>
+        <w:t xml:space="preserve">A HMM-LSTM também permite separar os erros por estado e usar o conjunto completo quando há poucos erros do regime corrente. Essa regra altera a calibração além de acrescentar entradas à rede. A análise deve distinguir esses efeitos, comparar regras compatíveis e informar com que frequência cada conjunto é usado. Um mínimo de observações por estado ainda pode deixar poucos exemplos na cauda de 1%.</w:t>
       </w:r>
     </w:p>
     <w:p>
@@ -2752,7 +2752,7 @@
         <w:pStyle w:val="R2Body"/>
       </w:pPr>
       <w:r>
-        <w:t xml:space="preserve">O MS-GARCH será estimado sobre o retorno agregado da mesma exposição, em horizonte e datas compatíveis com as previsões neurais. A referência utiliza a formulação de Haas, Mittnik e Paolella (2004) e as ferramentas apresentadas por Ardia et al. (2019). A especificação final deverá documentar número de estados, dinâmica de variância, distribuição das inovações, método de estimação, convergência e regra de atualização das previsões. A mera preparação do roteiro computacional não será apresentada como execução ou validação do benchmark.</w:t>
+        <w:t xml:space="preserve">O MS-GARCH será ajustado ao retorno agregado, com horizonte e datas compatíveis com os das redes. O modelo segue Haas, Mittnik e Paolella (2004), com as ferramentas de Ardia et al. (2019). A execução deverá registrar estados, dinâmica da variância, distribuição das inovações, estimação, convergência e atualização das previsões.</w:t>
       </w:r>
     </w:p>
     <w:p>
@@ -2768,7 +2768,7 @@
         <w:pStyle w:val="R2Body"/>
       </w:pPr>
       <w:r>
-        <w:t xml:space="preserve">A LSTM sem regimes permite avaliar o acréscimo de informação ao modelo neural. Uma referência simples de média zero com a mesma regra de escala e calibração ajuda a verificar se os ganhos decorrem da previsão de retorno ou principalmente da atualização da volatilidade. As comparações definitivas dependerão da base aprovada e da execução de todos os modelos requeridos, sem atribuir ao MS-GARCH resultados de outra referência.</w:t>
+        <w:t xml:space="preserve">A comparação com a LSTM sem regimes avalia o acréscimo de informação à rede. A referência de média zero, com a mesma escala e calibração, ajuda a separar o efeito da previsão média do efeito da volatilidade. A conclusão dependerá da base aprovada e da execução dos modelos previstos.</w:t>
       </w:r>
     </w:p>
     <w:p>
@@ -2792,7 +2792,7 @@
         <w:pStyle w:val="R2Body"/>
       </w:pPr>
       <w:r>
-        <w:t xml:space="preserve">O ES será avaliado separadamente. A aplicação de procedimentos como os de Acerbi e Székely (2014) requer documentar qual estatística foi utilizada e como se obteve sua referência sob a hipótese nula. Na ausência desses elementos, não será atribuído um p-valor a um cálculo meramente descritivo. Funções de pontuação adequadas ao par VaR e ES poderão complementar a comparação, desde que sua implementação e suas condições sejam verificadas (Fissler; Ziegel, 2016).</w:t>
+        <w:t xml:space="preserve">O ES será avaliado separadamente pelos procedimentos de Acerbi e Székely (2014), com registro da estatística e da distribuição de referência sob a hipótese nula. Esses elementos são necessários ao cálculo do p-valor. Funções de pontuação conjuntas de VaR e ES poderão complementar a comparação, respeitadas suas condições de aplicação (Fissler; Ziegel, 2016).</w:t>
       </w:r>
     </w:p>
     <w:p>
@@ -2816,7 +2816,7 @@
         <w:pStyle w:val="R2Body"/>
       </w:pPr>
       <w:r>
-        <w:t xml:space="preserve">O emprego de SHAP poderá auxiliar a interpretação das previsões depois da avaliação principal. A escolha da aproximação, da amostra de referência e da forma de agrupar variáveis e defasagens precisará ser explicitada. As contribuições serão interpretadas como descrições do modelo sob essa referência, sem inferir automaticamente relações causais entre as variáveis e as perdas (Lundberg; Lee, 2017; Janzing; Minorics; Blöbaum, 2020). A execução dessa etapa dependerá do prazo e não substituirá a validação dos dados e do risco.</w:t>
+        <w:t xml:space="preserve">O SHAP poderá complementar a análise das previsões. Serão descritos o método de aproximação, a amostra de referência e o agrupamento de variáveis e defasagens. As contribuições indicam o comportamento do modelo em relação à referência escolhida, sem estabelecer causas das perdas (Lundberg; Lee, 2017; Janzing; Minorics; Blöbaum, 2020). Essa etapa dependerá do prazo disponível.</w:t>
       </w:r>
     </w:p>
     <w:p>
@@ -2832,15 +2832,15 @@
         <w:pStyle w:val="R2Body"/>
       </w:pPr>
       <w:r>
-        <w:t xml:space="preserve">O projeto utiliza Python para preparação dos dados, HMM, LSTM e avaliação das previsões, com bibliotecas de manipulação de séries, aprendizado estatístico e redes neurais. O MS-GARCH requer um ambiente R compatível com o pacote MSGARCH. A integração deverá registrar versões, entradas e saídas, sem presumir a existência de arquivos de ambiente ou interfaces que ainda não estejam efetivamente configurados. As sementes serão registradas, reconhecendo que diferenças de plataforma e biblioteca também podem afetar resultados.</w:t>
-      </w:r>
-    </w:p>
-    <w:p>
-      <w:pPr>
-        <w:pStyle w:val="R2Body"/>
-      </w:pPr>
-      <w:r>
-        <w:t xml:space="preserve">Cada execução deverá registrar a versão dos dados e do código, configurações, datas dos blocos, quantidade de sequências, critérios de seleção, falhas e previsões. Experimentos preliminares serão identificados como tais, e os dados antigos não serão declarados corrigidos sem evidência da rolagem e de sua procedência. A disponibilização de materiais deverá respeitar as permissões das fontes; acesso a um arquivo não será tratado como autorização automática para redistribuí-lo.</w:t>
+        <w:t xml:space="preserve">Python será usado na preparação dos dados, no HMM, na LSTM e na avaliação. O MS-GARCH depende do R e do pacote MSGARCH. A integração registrará as versões, as entradas e as saídas efetivamente utilizadas. As sementes serão informadas, considerando que diferenças de plataforma e biblioteca também podem afetar a reprodução dos resultados.</w:t>
+      </w:r>
+    </w:p>
+    <w:p>
+      <w:pPr>
+        <w:pStyle w:val="R2Body"/>
+      </w:pPr>
+      <w:r>
+        <w:t xml:space="preserve">Os registros de execução incluirão versões dos dados e do código, configurações, datas dos blocos, sequências, seleção, falhas e previsões. Rodadas preliminares serão identificadas e a correção das séries de futuros dependerá da comprovação dos ajustes e de sua procedência. A divulgação dos dados respeitará as permissões de cada fonte.</w:t>
       </w:r>
     </w:p>
     <w:p>
@@ -2856,15 +2856,15 @@
         <w:pStyle w:val="R2Body"/>
       </w:pPr>
       <w:r>
-        <w:t xml:space="preserve">A conclusão do estudo depende de uma base economicamente definida e validada, de um procedimento reproduzível e de comparações fora da amostra compatíveis. A revisão da literatura e a implementação computacional são etapas necessárias, mas não demonstram, isoladamente, calibração de VaR ou ES. Os resultados deverão ser interpretados considerando amostra efetiva, precisão da cauda, estabilidade dos estados e limitações dos testes.</w:t>
-      </w:r>
-    </w:p>
-    <w:p>
-      <w:pPr>
-        <w:pStyle w:val="R2Body"/>
-      </w:pPr>
-      <w:r>
-        <w:t xml:space="preserve">Não se exige que o HMM produza um regime com determinada duração nem que alguma das hipóteses seja confirmada para considerar o trabalho cientificamente válido. A identificação de limites ou a ausência de ganhos frente a uma referência simples também constitui resultado relevante. O critério central será a coerência entre pergunta, exposição, informação disponível e evidência apresentada, acompanhada de uma discussão clara sobre o que os resultados permitem ou não concluir.</w:t>
+        <w:t xml:space="preserve">A conclusão considerará a definição econômica da exposição, a qualidade dos dados e a comparação fora da amostra. A discussão examinará o tamanho efetivo da amostra, a precisão na cauda, a estabilidade dos estados e as limitações dos testes. A implementação e a revisão bibliográfica sustentam a análise, mas não validam as previsões por si sós.</w:t>
+      </w:r>
+    </w:p>
+    <w:p>
+      <w:pPr>
+        <w:pStyle w:val="R2Body"/>
+      </w:pPr>
+      <w:r>
+        <w:t xml:space="preserve">A validade do trabalho não depende de confirmar as hipóteses ou de obter regimes com duração predeterminada. A ausência de ganho frente às referências também deve ser discutida. As conclusões seguirão o alcance das evidências e as limitações da comparação.</w:t>
       </w:r>
     </w:p>
     <w:p>
@@ -2880,7 +2880,7 @@
         <w:pStyle w:val="R2Body"/>
       </w:pPr>
       <w:r>
-        <w:t xml:space="preserve">O cronograma organiza as etapas restantes até a entrega prevista para 1º de dezembro de 2026. As datas são estimativas de planejamento e dependem da validação dos dados e da disponibilidade do ambiente necessário ao MS-GARCH. Atividades que não forem executadas não serão relatadas como concluídas.</w:t>
+        <w:t xml:space="preserve">O cronograma prevê a entrega em 1º de dezembro de 2026. As datas estimadas dependem da validação dos dados e da disponibilidade do ambiente do MS-GARCH. O relatório final distinguirá as etapas realizadas das que permanecerem previstas.</w:t>
       </w:r>
     </w:p>
     <w:p>
@@ -3730,7 +3730,7 @@
         <w:pStyle w:val="R2Source"/>
       </w:pPr>
       <w:r>
-        <w:t xml:space="preserve">Fonte: síntese do autor com base no material acessível indicado. Esta ficha não declara leitura integral quando o alcance da consulta é restrito.</w:t>
+        <w:t xml:space="preserve">Fonte: síntese do autor, limitada ao material descrito no campo Alcance da leitura.</w:t>
       </w:r>
     </w:p>
     <w:p>
@@ -4049,7 +4049,7 @@
         <w:pStyle w:val="R2Source"/>
       </w:pPr>
       <w:r>
-        <w:t xml:space="preserve">Fonte: síntese do autor com base no material acessível indicado. Esta ficha não declara leitura integral quando o alcance da consulta é restrito.</w:t>
+        <w:t xml:space="preserve">Fonte: síntese do autor, limitada ao material descrito no campo Alcance da leitura.</w:t>
       </w:r>
     </w:p>
     <w:p>
@@ -4368,7 +4368,7 @@
         <w:pStyle w:val="R2Source"/>
       </w:pPr>
       <w:r>
-        <w:t xml:space="preserve">Fonte: síntese do autor com base no material acessível indicado. Esta ficha não declara leitura integral quando o alcance da consulta é restrito.</w:t>
+        <w:t xml:space="preserve">Fonte: síntese do autor, limitada ao material descrito no campo Alcance da leitura.</w:t>
       </w:r>
     </w:p>
     <w:p>
@@ -4687,7 +4687,7 @@
         <w:pStyle w:val="R2Source"/>
       </w:pPr>
       <w:r>
-        <w:t xml:space="preserve">Fonte: síntese do autor com base no material acessível indicado. Esta ficha não declara leitura integral quando o alcance da consulta é restrito.</w:t>
+        <w:t xml:space="preserve">Fonte: síntese do autor, limitada ao material descrito no campo Alcance da leitura.</w:t>
       </w:r>
     </w:p>
     <w:p>
@@ -5006,7 +5006,7 @@
         <w:pStyle w:val="R2Source"/>
       </w:pPr>
       <w:r>
-        <w:t xml:space="preserve">Fonte: síntese do autor com base no material acessível indicado. Esta ficha não declara leitura integral quando o alcance da consulta é restrito.</w:t>
+        <w:t xml:space="preserve">Fonte: síntese do autor, limitada ao material descrito no campo Alcance da leitura.</w:t>
       </w:r>
     </w:p>
     <w:p>
@@ -5325,7 +5325,7 @@
         <w:pStyle w:val="R2Source"/>
       </w:pPr>
       <w:r>
-        <w:t xml:space="preserve">Fonte: síntese do autor com base no material acessível indicado. Esta ficha não declara leitura integral quando o alcance da consulta é restrito.</w:t>
+        <w:t xml:space="preserve">Fonte: síntese do autor, limitada ao material descrito no campo Alcance da leitura.</w:t>
       </w:r>
     </w:p>
     <w:p>
@@ -5644,7 +5644,7 @@
         <w:pStyle w:val="R2Source"/>
       </w:pPr>
       <w:r>
-        <w:t xml:space="preserve">Fonte: síntese do autor com base no material acessível indicado. Esta ficha não declara leitura integral quando o alcance da consulta é restrito.</w:t>
+        <w:t xml:space="preserve">Fonte: síntese do autor, limitada ao material descrito no campo Alcance da leitura.</w:t>
       </w:r>
     </w:p>
     <w:p>
@@ -5963,7 +5963,7 @@
         <w:pStyle w:val="R2Source"/>
       </w:pPr>
       <w:r>
-        <w:t xml:space="preserve">Fonte: síntese do autor com base no material acessível indicado. Esta ficha não declara leitura integral quando o alcance da consulta é restrito.</w:t>
+        <w:t xml:space="preserve">Fonte: síntese do autor, limitada ao material descrito no campo Alcance da leitura.</w:t>
       </w:r>
     </w:p>
     <w:p>
@@ -6282,7 +6282,7 @@
         <w:pStyle w:val="R2Source"/>
       </w:pPr>
       <w:r>
-        <w:t xml:space="preserve">Fonte: síntese do autor com base no material acessível indicado. Esta ficha não declara leitura integral quando o alcance da consulta é restrito.</w:t>
+        <w:t xml:space="preserve">Fonte: síntese do autor, limitada ao material descrito no campo Alcance da leitura.</w:t>
       </w:r>
     </w:p>
     <w:p>
@@ -6601,7 +6601,7 @@
         <w:pStyle w:val="R2Source"/>
       </w:pPr>
       <w:r>
-        <w:t xml:space="preserve">Fonte: síntese do autor com base no material acessível indicado. Esta ficha não declara leitura integral quando o alcance da consulta é restrito.</w:t>
+        <w:t xml:space="preserve">Fonte: síntese do autor, limitada ao material descrito no campo Alcance da leitura.</w:t>
       </w:r>
     </w:p>
     <w:sectPr>
